--- a/policies/build/rewrite_reference/HCO_FMS_4_v2_REWRITE_DRAFT.docx
+++ b/policies/build/rewrite_reference/HCO_FMS_4_v2_REWRITE_DRAFT.docx
@@ -569,7 +569,7 @@
     <w:p>
       <w:pPr/>
       <w:r>
-        <w:t>Stop-work applies to starting or continuing that equipment. Life-saving care continues under the FMS.7 continuity plan.</w:t>
+        <w:t>Stop-work applies to starting or continuing that equipment. Life-saving care continues under the hospital's emergency continuity plan.</w:t>
       </w:r>
     </w:p>
     <w:p>
@@ -1970,14 +1970,6 @@
     </w:p>
     <w:p>
       <w:pPr>
-        <w:pStyle w:val="ListBullet"/>
-      </w:pPr>
-      <w:r>
-        <w:t>Internal documents of «Hospital Name»: facility-inspection records, as-built drawings, utility and medical-equipment logs, medical-gas records, fire and non-fire plans named for FMS.4.</w:t>
-      </w:r>
-    </w:p>
-    <w:p>
-      <w:pPr>
         <w:pStyle w:val="Heading1"/>
       </w:pPr>
       <w:r>
